--- a/src/content/bios/Stoppani-P 2025.docx
+++ b/src/content/bios/Stoppani-P 2025.docx
@@ -1,6 +1,6 @@
 
 <file path=word/document.xml><?xml version="1.0" encoding="utf-8"?>
-<w:document xmlns:wpc="http://schemas.microsoft.com/office/word/2010/wordprocessingCanvas" xmlns:cx="http://schemas.microsoft.com/office/drawing/2014/chartex" xmlns:cx1="http://schemas.microsoft.com/office/drawing/2015/9/8/chartex" xmlns:cx2="http://schemas.microsoft.com/office/drawing/2015/10/21/chartex" xmlns:cx3="http://schemas.microsoft.com/office/drawing/2016/5/9/chartex" xmlns:cx4="http://schemas.microsoft.com/office/drawing/2016/5/10/chartex" xmlns:cx5="http://schemas.microsoft.com/office/drawing/2016/5/11/chartex" xmlns:cx6="http://schemas.microsoft.com/office/drawing/2016/5/12/chartex" xmlns:cx7="http://schemas.microsoft.com/office/drawing/2016/5/13/chartex" xmlns:cx8="http://schemas.microsoft.com/office/drawing/2016/5/14/chartex" xmlns:mc="http://schemas.openxmlformats.org/markup-compatibility/2006" xmlns:aink="http://schemas.microsoft.com/office/drawing/2016/ink" xmlns:am3d="http://schemas.microsoft.com/office/drawing/2017/model3d" xmlns:o="urn:schemas-microsoft-com:office:office" xmlns:oel="http://schemas.microsoft.com/office/2019/extlst" xmlns:r="http://schemas.openxmlformats.org/officeDocument/2006/relationships" xmlns:m="http://schemas.openxmlformats.org/officeDocument/2006/math" xmlns:v="urn:schemas-microsoft-com:vml" xmlns:wp14="http://schemas.microsoft.com/office/word/2010/wordprocessingDrawing" xmlns:wp="http://schemas.openxmlformats.org/drawingml/2006/wordprocessingDrawing" xmlns:w10="urn:schemas-microsoft-com:office:word" xmlns:w="http://schemas.openxmlformats.org/wordprocessingml/2006/main" xmlns:w14="http://schemas.microsoft.com/office/word/2010/wordml" xmlns:w15="http://schemas.microsoft.com/office/word/2012/wordml" xmlns:w16cex="http://schemas.microsoft.com/office/word/2018/wordml/cex" xmlns:w16cid="http://schemas.microsoft.com/office/word/2016/wordml/cid" xmlns:w16="http://schemas.microsoft.com/office/word/2018/wordml" xmlns:w16du="http://schemas.microsoft.com/office/word/2023/wordml/word16du" xmlns:w16sdtdh="http://schemas.microsoft.com/office/word/2020/wordml/sdtdatahash" xmlns:w16sdtfl="http://schemas.microsoft.com/office/word/2024/wordml/sdtformatlock" xmlns:w16se="http://schemas.microsoft.com/office/word/2015/wordml/symex" xmlns:wpg="http://schemas.microsoft.com/office/word/2010/wordprocessingGroup" xmlns:wpi="http://schemas.microsoft.com/office/word/2010/wordprocessingInk" xmlns:wne="http://schemas.microsoft.com/office/word/2006/wordml" xmlns:wps="http://schemas.microsoft.com/office/word/2010/wordprocessingShape" mc:Ignorable="w14 w15 w16se w16cid w16 w16cex w16sdtdh w16sdtfl w16du wp14">
+<w:document xmlns:wpc="http://schemas.microsoft.com/office/word/2010/wordprocessingCanvas" xmlns:cx="http://schemas.microsoft.com/office/drawing/2014/chartex" xmlns:cx1="http://schemas.microsoft.com/office/drawing/2015/9/8/chartex" xmlns:cx2="http://schemas.microsoft.com/office/drawing/2015/10/21/chartex" xmlns:cx3="http://schemas.microsoft.com/office/drawing/2016/5/9/chartex" xmlns:cx4="http://schemas.microsoft.com/office/drawing/2016/5/10/chartex" xmlns:cx5="http://schemas.microsoft.com/office/drawing/2016/5/11/chartex" xmlns:cx6="http://schemas.microsoft.com/office/drawing/2016/5/12/chartex" xmlns:cx7="http://schemas.microsoft.com/office/drawing/2016/5/13/chartex" xmlns:cx8="http://schemas.microsoft.com/office/drawing/2016/5/14/chartex" xmlns:mc="http://schemas.openxmlformats.org/markup-compatibility/2006" xmlns:m="http://schemas.openxmlformats.org/officeDocument/2006/math" xmlns:aink="http://schemas.microsoft.com/office/drawing/2016/ink" xmlns:am3d="http://schemas.microsoft.com/office/drawing/2017/model3d" xmlns:oel="http://schemas.microsoft.com/office/2019/extlst" xmlns:r="http://schemas.openxmlformats.org/officeDocument/2006/relationships" xmlns:wp14="http://schemas.microsoft.com/office/word/2010/wordprocessingDrawing" xmlns:wp="http://schemas.openxmlformats.org/drawingml/2006/wordprocessingDrawing" xmlns:wpg="http://schemas.microsoft.com/office/word/2010/wordprocessingGroup" xmlns:wpi="http://schemas.microsoft.com/office/word/2010/wordprocessingInk" xmlns:wps="http://schemas.microsoft.com/office/word/2010/wordprocessingShape" xmlns:o="urn:schemas-microsoft-com:office:office" xmlns:v="urn:schemas-microsoft-com:vml" xmlns:w10="urn:schemas-microsoft-com:office:word" xmlns:w="http://schemas.openxmlformats.org/wordprocessingml/2006/main" xmlns:w14="http://schemas.microsoft.com/office/word/2010/wordml" xmlns:w15="http://schemas.microsoft.com/office/word/2012/wordml" xmlns:w16cei="http://schemas.microsoft.com/office/word/2026/wordml/cei" xmlns:w16cex="http://schemas.microsoft.com/office/word/2018/wordml/cex" xmlns:w16cid="http://schemas.microsoft.com/office/word/2016/wordml/cid" xmlns:w16="http://schemas.microsoft.com/office/word/2018/wordml" xmlns:w16sdtdh="http://schemas.microsoft.com/office/word/2020/wordml/sdtdatahash" xmlns:w16sdtfl="http://schemas.microsoft.com/office/word/2024/wordml/sdtformatlock" xmlns:w16se="http://schemas.microsoft.com/office/word/2015/wordml/symex" xmlns:w16du="http://schemas.microsoft.com/office/word/2023/wordml/word16du" xmlns:wne="http://schemas.microsoft.com/office/word/2006/wordml" mc:Ignorable="w14 w15 w16se w16cid w16 w16cex w16sdtdh w16sdtfl w16du wp14">
   <w:body>
     <w:p>
       <w:pPr>
@@ -192,7 +192,6 @@
         </w:rPr>
         <w:t xml:space="preserve">Giovanni Maria </w:t>
       </w:r>
-      <w:proofErr w:type="spellStart"/>
       <w:r>
         <w:rPr>
           <w:rFonts w:cs="Times New Roman"/>
@@ -200,9 +199,17 @@
           <w:bCs/>
           <w:color w:val="000000"/>
         </w:rPr>
-        <w:t>Stoppani</w:t>
-      </w:r>
-      <w:proofErr w:type="spellEnd"/>
+        <w:t xml:space="preserve">Stoppani, </w:t>
+      </w:r>
+      <w:r>
+        <w:rPr>
+          <w:rFonts w:cs="Times New Roman"/>
+          <w:b/>
+          <w:bCs/>
+          <w:color w:val="000000" w:themeColor="text1"/>
+        </w:rPr>
+        <w:t>pharmacist</w:t>
+      </w:r>
       <w:r>
         <w:rPr>
           <w:rFonts w:cs="Times New Roman"/>
@@ -219,7 +226,54 @@
           <w:bCs/>
           <w:color w:val="000000" w:themeColor="text1"/>
         </w:rPr>
-        <w:t>pharmacist</w:t>
+        <w:t>and</w:t>
+      </w:r>
+      <w:r>
+        <w:rPr>
+          <w:rFonts w:cs="Times New Roman"/>
+          <w:b/>
+          <w:bCs/>
+          <w:color w:val="000000" w:themeColor="text1"/>
+        </w:rPr>
+        <w:t xml:space="preserve"> </w:t>
+      </w:r>
+      <w:proofErr w:type="spellStart"/>
+      <w:r>
+        <w:rPr>
+          <w:rFonts w:cs="Times New Roman"/>
+          <w:b/>
+          <w:bCs/>
+          <w:color w:val="000000" w:themeColor="text1"/>
+        </w:rPr>
+        <w:t>Barbar</w:t>
+      </w:r>
+      <w:r>
+        <w:rPr>
+          <w:rFonts w:cs="Times New Roman"/>
+          <w:b/>
+          <w:bCs/>
+          <w:color w:val="000000" w:themeColor="text1"/>
+        </w:rPr>
+        <w:t>in</w:t>
+      </w:r>
+      <w:r>
+        <w:rPr>
+          <w:rFonts w:cs="Times New Roman"/>
+          <w:b/>
+          <w:bCs/>
+          <w:color w:val="000000" w:themeColor="text1"/>
+        </w:rPr>
+        <w:t>a</w:t>
+      </w:r>
+      <w:proofErr w:type="spellEnd"/>
+      <w:r>
+        <w:rPr>
+          <w:rFonts w:cs="Times New Roman"/>
+          <w:b/>
+          <w:bCs/>
+          <w:color w:val="000000" w:themeColor="text1"/>
+        </w:rPr>
+        <w:t xml:space="preserve"> Resinelli</w:t>
       </w:r>
       <w:r>
         <w:rPr>
@@ -228,7 +282,7 @@
           <w:bCs/>
           <w:color w:val="000000"/>
         </w:rPr>
-        <w:t xml:space="preserve">, </w:t>
+        <w:t xml:space="preserve">. On </w:t>
       </w:r>
       <w:r>
         <w:rPr>
@@ -237,7 +291,7 @@
           <w:bCs/>
           <w:color w:val="000000" w:themeColor="text1"/>
         </w:rPr>
-        <w:t>and</w:t>
+        <w:t>14 July 1923</w:t>
       </w:r>
       <w:r>
         <w:rPr>
@@ -248,7 +302,15 @@
         </w:rPr>
         <w:t xml:space="preserve"> </w:t>
       </w:r>
-      <w:proofErr w:type="spellStart"/>
+      <w:r>
+        <w:rPr>
+          <w:rFonts w:cs="Times New Roman"/>
+          <w:b/>
+          <w:bCs/>
+          <w:color w:val="000000"/>
+        </w:rPr>
+        <w:t xml:space="preserve">he married </w:t>
+      </w:r>
       <w:r>
         <w:rPr>
           <w:rFonts w:cs="Times New Roman"/>
@@ -256,7 +318,7 @@
           <w:bCs/>
           <w:color w:val="000000" w:themeColor="text1"/>
         </w:rPr>
-        <w:t>Barbar</w:t>
+        <w:t xml:space="preserve">Hélène </w:t>
       </w:r>
       <w:r>
         <w:rPr>
@@ -265,111 +327,7 @@
           <w:bCs/>
           <w:color w:val="000000" w:themeColor="text1"/>
         </w:rPr>
-        <w:t>in</w:t>
-      </w:r>
-      <w:r>
-        <w:rPr>
-          <w:rFonts w:cs="Times New Roman"/>
-          <w:b/>
-          <w:bCs/>
-          <w:color w:val="000000" w:themeColor="text1"/>
-        </w:rPr>
-        <w:t>a</w:t>
-      </w:r>
-      <w:proofErr w:type="spellEnd"/>
-      <w:r>
-        <w:rPr>
-          <w:rFonts w:cs="Times New Roman"/>
-          <w:b/>
-          <w:bCs/>
-          <w:color w:val="000000" w:themeColor="text1"/>
-        </w:rPr>
-        <w:t xml:space="preserve"> </w:t>
-      </w:r>
-      <w:proofErr w:type="spellStart"/>
-      <w:r>
-        <w:rPr>
-          <w:rFonts w:cs="Times New Roman"/>
-          <w:b/>
-          <w:bCs/>
-          <w:color w:val="000000" w:themeColor="text1"/>
-        </w:rPr>
-        <w:t>Resinelli</w:t>
-      </w:r>
-      <w:proofErr w:type="spellEnd"/>
-      <w:r>
-        <w:rPr>
-          <w:rFonts w:cs="Times New Roman"/>
-          <w:b/>
-          <w:bCs/>
-          <w:color w:val="000000"/>
-        </w:rPr>
-        <w:t xml:space="preserve">. On </w:t>
-      </w:r>
-      <w:r>
-        <w:rPr>
-          <w:rFonts w:cs="Times New Roman"/>
-          <w:b/>
-          <w:bCs/>
-          <w:color w:val="000000" w:themeColor="text1"/>
-        </w:rPr>
-        <w:t>14 July 1923</w:t>
-      </w:r>
-      <w:r>
-        <w:rPr>
-          <w:rFonts w:cs="Times New Roman"/>
-          <w:b/>
-          <w:bCs/>
-          <w:color w:val="000000" w:themeColor="text1"/>
-        </w:rPr>
-        <w:t xml:space="preserve"> </w:t>
-      </w:r>
-      <w:r>
-        <w:rPr>
-          <w:rFonts w:cs="Times New Roman"/>
-          <w:b/>
-          <w:bCs/>
-          <w:color w:val="000000"/>
-        </w:rPr>
-        <w:t xml:space="preserve">he married </w:t>
-      </w:r>
-      <w:r>
-        <w:rPr>
-          <w:rFonts w:cs="Times New Roman"/>
-          <w:b/>
-          <w:bCs/>
-          <w:color w:val="000000" w:themeColor="text1"/>
-        </w:rPr>
-        <w:t xml:space="preserve">Hélène </w:t>
-      </w:r>
-      <w:r>
-        <w:rPr>
-          <w:rFonts w:cs="Times New Roman"/>
-          <w:b/>
-          <w:bCs/>
-          <w:color w:val="000000" w:themeColor="text1"/>
-        </w:rPr>
-        <w:t>[</w:t>
-      </w:r>
-      <w:proofErr w:type="spellStart"/>
-      <w:r>
-        <w:rPr>
-          <w:rFonts w:cs="Times New Roman"/>
-          <w:b/>
-          <w:bCs/>
-          <w:color w:val="000000" w:themeColor="text1"/>
-        </w:rPr>
-        <w:t>Stoppani</w:t>
-      </w:r>
-      <w:proofErr w:type="spellEnd"/>
-      <w:r>
-        <w:rPr>
-          <w:rFonts w:cs="Times New Roman"/>
-          <w:b/>
-          <w:bCs/>
-          <w:color w:val="000000" w:themeColor="text1"/>
-        </w:rPr>
-        <w:t>]</w:t>
+        <w:t>[Stoppani]</w:t>
       </w:r>
       <w:r>
         <w:rPr>
@@ -571,13 +529,21 @@
         <w:rPr>
           <w:rFonts w:cs="Times New Roman"/>
         </w:rPr>
-        <w:t>: League of Nations</w:t>
-      </w:r>
-      <w:r>
-        <w:rPr>
-          <w:rFonts w:cs="Times New Roman"/>
-        </w:rPr>
-        <w:t xml:space="preserve"> Archives, P0350</w:t>
+        <w:t xml:space="preserve">: </w:t>
+      </w:r>
+      <w:proofErr w:type="spellStart"/>
+      <w:r>
+        <w:rPr>
+          <w:rFonts w:cs="Times New Roman"/>
+        </w:rPr>
+        <w:t>Stoppani</w:t>
+      </w:r>
+      <w:proofErr w:type="spellEnd"/>
+      <w:r>
+        <w:rPr>
+          <w:rFonts w:cs="Times New Roman"/>
+        </w:rPr>
+        <w:t>, n.d., United Nations Archives at Geneva, P070_01_060</w:t>
       </w:r>
     </w:p>
     <w:p>
@@ -6765,16 +6731,8 @@
         <w:rPr>
           <w:rFonts w:cs="Times New Roman"/>
         </w:rPr>
-        <w:t xml:space="preserve">Secretary-General Joseph </w:t>
-      </w:r>
-      <w:proofErr w:type="spellStart"/>
-      <w:r>
-        <w:rPr>
-          <w:rFonts w:cs="Times New Roman"/>
-        </w:rPr>
-        <w:t>Avenol</w:t>
-      </w:r>
-      <w:proofErr w:type="spellEnd"/>
+        <w:t>Secretary-General Joseph Avenol</w:t>
+      </w:r>
       <w:r>
         <w:rPr>
           <w:rFonts w:cs="Times New Roman"/>
@@ -7502,21 +7460,7 @@
         <w:rPr>
           <w:rFonts w:cs="Times New Roman"/>
         </w:rPr>
-        <w:t xml:space="preserve">early fall of 1944 he contacted Leo </w:t>
-      </w:r>
-      <w:proofErr w:type="spellStart"/>
-      <w:r>
-        <w:rPr>
-          <w:rFonts w:cs="Times New Roman"/>
-        </w:rPr>
-        <w:t>Pasvolsky</w:t>
-      </w:r>
-      <w:proofErr w:type="spellEnd"/>
-      <w:r>
-        <w:rPr>
-          <w:rFonts w:cs="Times New Roman"/>
-        </w:rPr>
-        <w:t>, a friend from the League years and then adviser of the US</w:t>
+        <w:t>early fall of 1944 he contacted Leo Pasvolsky, a friend from the League years and then adviser of the US</w:t>
       </w:r>
       <w:r>
         <w:rPr>
@@ -8943,36 +8887,8 @@
           <w:i/>
           <w:iCs/>
         </w:rPr>
-        <w:t xml:space="preserve"> </w:t>
-      </w:r>
-      <w:proofErr w:type="spellStart"/>
-      <w:r>
-        <w:rPr>
-          <w:rFonts w:cs="Times New Roman"/>
-          <w:i/>
-          <w:iCs/>
-        </w:rPr>
-        <w:t>della</w:t>
-      </w:r>
-      <w:proofErr w:type="spellEnd"/>
-      <w:r>
-        <w:rPr>
-          <w:rFonts w:cs="Times New Roman"/>
-          <w:i/>
-          <w:iCs/>
-        </w:rPr>
-        <w:t xml:space="preserve"> Banca </w:t>
-      </w:r>
-      <w:proofErr w:type="spellStart"/>
-      <w:r>
-        <w:rPr>
-          <w:rFonts w:cs="Times New Roman"/>
-          <w:i/>
-          <w:iCs/>
-        </w:rPr>
-        <w:t>d’Italia</w:t>
-      </w:r>
-      <w:proofErr w:type="spellEnd"/>
+        <w:t xml:space="preserve"> della Banca d’Italia</w:t>
+      </w:r>
       <w:r>
         <w:rPr>
           <w:rFonts w:cs="Times New Roman"/>
@@ -9057,21 +8973,7 @@
         <w:rPr>
           <w:rFonts w:cs="Times New Roman"/>
         </w:rPr>
-        <w:t xml:space="preserve">E.F. </w:t>
-      </w:r>
-      <w:proofErr w:type="spellStart"/>
-      <w:r>
-        <w:rPr>
-          <w:rFonts w:cs="Times New Roman"/>
-        </w:rPr>
-        <w:t>Ranshofen</w:t>
-      </w:r>
-      <w:proofErr w:type="spellEnd"/>
-      <w:r>
-        <w:rPr>
-          <w:rFonts w:cs="Times New Roman"/>
-        </w:rPr>
-        <w:t xml:space="preserve">-Wertheimer, </w:t>
+        <w:t xml:space="preserve">E.F. Ranshofen-Wertheimer, </w:t>
       </w:r>
       <w:r>
         <w:rPr>
@@ -9111,311 +9013,269 @@
           <w:i/>
           <w:iCs/>
         </w:rPr>
-        <w:t xml:space="preserve">Betrayal from Within: Joseph </w:t>
+        <w:t>Betrayal from Within: Joseph Avenol, Secretary-General of the League of Nations, 1933-1940</w:t>
+      </w:r>
+      <w:r>
+        <w:rPr>
+          <w:rFonts w:cs="Times New Roman"/>
+        </w:rPr>
+        <w:t xml:space="preserve">, New Heaven 1969, 239; </w:t>
       </w:r>
       <w:proofErr w:type="spellStart"/>
+      <w:r>
+        <w:rPr>
+          <w:rFonts w:cs="Times New Roman"/>
+        </w:rPr>
+        <w:t>Th.G.J.M</w:t>
+      </w:r>
+      <w:proofErr w:type="spellEnd"/>
+      <w:r>
+        <w:rPr>
+          <w:rFonts w:cs="Times New Roman"/>
+        </w:rPr>
+        <w:t xml:space="preserve">. van de Burgt, </w:t>
+      </w:r>
       <w:r>
         <w:rPr>
           <w:rFonts w:cs="Times New Roman"/>
           <w:i/>
           <w:iCs/>
         </w:rPr>
-        <w:t>Avenol</w:t>
-      </w:r>
-      <w:proofErr w:type="spellEnd"/>
+        <w:t xml:space="preserve">De ‘Bank for International Settlements’ </w:t>
+      </w:r>
+      <w:proofErr w:type="spellStart"/>
       <w:r>
         <w:rPr>
           <w:rFonts w:cs="Times New Roman"/>
           <w:i/>
           <w:iCs/>
         </w:rPr>
-        <w:t>, Secretary-General of the League of Nations, 1933-1940</w:t>
-      </w:r>
-      <w:r>
-        <w:rPr>
-          <w:rFonts w:cs="Times New Roman"/>
-        </w:rPr>
-        <w:t xml:space="preserve">, New Heaven 1969, 239; </w:t>
-      </w:r>
-      <w:proofErr w:type="spellStart"/>
-      <w:r>
-        <w:rPr>
-          <w:rFonts w:cs="Times New Roman"/>
-        </w:rPr>
-        <w:t>Th.G.J.M</w:t>
+        <w:t>te</w:t>
       </w:r>
       <w:proofErr w:type="spellEnd"/>
-      <w:r>
-        <w:rPr>
-          <w:rFonts w:cs="Times New Roman"/>
-        </w:rPr>
-        <w:t xml:space="preserve">. van de </w:t>
-      </w:r>
-      <w:proofErr w:type="spellStart"/>
-      <w:r>
-        <w:rPr>
-          <w:rFonts w:cs="Times New Roman"/>
-        </w:rPr>
-        <w:t>Burgt</w:t>
-      </w:r>
-      <w:proofErr w:type="spellEnd"/>
-      <w:r>
-        <w:rPr>
-          <w:rFonts w:cs="Times New Roman"/>
-        </w:rPr>
-        <w:t xml:space="preserve">, </w:t>
-      </w:r>
       <w:r>
         <w:rPr>
           <w:rFonts w:cs="Times New Roman"/>
           <w:i/>
           <w:iCs/>
         </w:rPr>
-        <w:t xml:space="preserve">De ‘Bank for International Settlements’ </w:t>
-      </w:r>
-      <w:proofErr w:type="spellStart"/>
+        <w:t xml:space="preserve"> Bazel 1930-1948</w:t>
+      </w:r>
+      <w:r>
+        <w:rPr>
+          <w:rFonts w:cs="Times New Roman"/>
+        </w:rPr>
+        <w:t>, Amsterdam 1997, 302;</w:t>
+      </w:r>
+      <w:r>
+        <w:rPr>
+          <w:rFonts w:cs="Times New Roman"/>
+        </w:rPr>
+        <w:t xml:space="preserve"> </w:t>
+      </w:r>
+      <w:r>
+        <w:rPr>
+          <w:rFonts w:cs="Times New Roman"/>
+        </w:rPr>
+        <w:t>P. Clavin and J.-W. Wessels, ‘Transnationalism and the League of</w:t>
+      </w:r>
+      <w:r>
+        <w:rPr>
+          <w:rFonts w:cs="Times New Roman"/>
+        </w:rPr>
+        <w:t xml:space="preserve"> </w:t>
+      </w:r>
+      <w:r>
+        <w:rPr>
+          <w:rFonts w:cs="Times New Roman"/>
+        </w:rPr>
+        <w:t>Nations: Understanding the Work</w:t>
+      </w:r>
+      <w:r>
+        <w:rPr>
+          <w:rFonts w:cs="Times New Roman"/>
+        </w:rPr>
+        <w:t xml:space="preserve"> </w:t>
+      </w:r>
+      <w:r>
+        <w:rPr>
+          <w:rFonts w:cs="Times New Roman"/>
+        </w:rPr>
+        <w:t>of Its Economic and Financial Organi</w:t>
+      </w:r>
+      <w:r>
+        <w:rPr>
+          <w:rFonts w:cs="Times New Roman"/>
+        </w:rPr>
+        <w:t xml:space="preserve">sation’ in </w:t>
+      </w:r>
       <w:r>
         <w:rPr>
           <w:rFonts w:cs="Times New Roman"/>
           <w:i/>
           <w:iCs/>
         </w:rPr>
-        <w:t>te</w:t>
+        <w:t>Contemporary European History</w:t>
+      </w:r>
+      <w:r>
+        <w:rPr>
+          <w:rFonts w:cs="Times New Roman"/>
+        </w:rPr>
+        <w:t xml:space="preserve">, 14/4, 2005, 465-492; M.-L. </w:t>
+      </w:r>
+      <w:proofErr w:type="spellStart"/>
+      <w:r>
+        <w:rPr>
+          <w:rFonts w:cs="Times New Roman"/>
+        </w:rPr>
+        <w:t>Nab</w:t>
+      </w:r>
+      <w:r>
+        <w:rPr>
+          <w:rFonts w:cs="Times New Roman"/>
+        </w:rPr>
+        <w:t>ă</w:t>
+      </w:r>
+      <w:r>
+        <w:rPr>
+          <w:rFonts w:cs="Times New Roman"/>
+        </w:rPr>
+        <w:t>r</w:t>
       </w:r>
       <w:proofErr w:type="spellEnd"/>
+      <w:r>
+        <w:rPr>
+          <w:rFonts w:cs="Times New Roman"/>
+        </w:rPr>
+        <w:t xml:space="preserve">, ‘Pietro </w:t>
+      </w:r>
+      <w:proofErr w:type="spellStart"/>
+      <w:r>
+        <w:rPr>
+          <w:rFonts w:cs="Times New Roman"/>
+        </w:rPr>
+        <w:t>Stoppani</w:t>
+      </w:r>
+      <w:proofErr w:type="spellEnd"/>
+      <w:r>
+        <w:rPr>
+          <w:rFonts w:cs="Times New Roman"/>
+        </w:rPr>
+        <w:t xml:space="preserve"> et le</w:t>
+      </w:r>
+      <w:r>
+        <w:rPr>
+          <w:rFonts w:cs="Times New Roman"/>
+        </w:rPr>
+        <w:t xml:space="preserve"> </w:t>
+      </w:r>
+      <w:proofErr w:type="spellStart"/>
+      <w:r>
+        <w:rPr>
+          <w:rFonts w:cs="Times New Roman"/>
+        </w:rPr>
+        <w:t>problème</w:t>
+      </w:r>
+      <w:proofErr w:type="spellEnd"/>
+      <w:r>
+        <w:rPr>
+          <w:rFonts w:cs="Times New Roman"/>
+        </w:rPr>
+        <w:t xml:space="preserve"> du </w:t>
+      </w:r>
+      <w:proofErr w:type="spellStart"/>
+      <w:r>
+        <w:rPr>
+          <w:rFonts w:cs="Times New Roman"/>
+        </w:rPr>
+        <w:t>nationalisme</w:t>
+      </w:r>
+      <w:proofErr w:type="spellEnd"/>
+      <w:r>
+        <w:rPr>
+          <w:rFonts w:cs="Times New Roman"/>
+        </w:rPr>
+        <w:t xml:space="preserve"> économique face à la mise </w:t>
+      </w:r>
+      <w:proofErr w:type="spellStart"/>
+      <w:r>
+        <w:rPr>
+          <w:rFonts w:cs="Times New Roman"/>
+        </w:rPr>
+        <w:t>en</w:t>
+      </w:r>
+      <w:proofErr w:type="spellEnd"/>
+      <w:r>
+        <w:rPr>
+          <w:rFonts w:cs="Times New Roman"/>
+        </w:rPr>
+        <w:t xml:space="preserve"> pratique du </w:t>
+      </w:r>
+      <w:proofErr w:type="spellStart"/>
+      <w:r>
+        <w:rPr>
+          <w:rFonts w:cs="Times New Roman"/>
+        </w:rPr>
+        <w:t>projet</w:t>
+      </w:r>
+      <w:proofErr w:type="spellEnd"/>
+      <w:r>
+        <w:rPr>
+          <w:rFonts w:cs="Times New Roman"/>
+        </w:rPr>
+        <w:t xml:space="preserve"> de </w:t>
+      </w:r>
+      <w:proofErr w:type="spellStart"/>
+      <w:r>
+        <w:rPr>
+          <w:rFonts w:cs="Times New Roman"/>
+        </w:rPr>
+        <w:t>solidarité</w:t>
+      </w:r>
+      <w:proofErr w:type="spellEnd"/>
+      <w:r>
+        <w:rPr>
+          <w:rFonts w:cs="Times New Roman"/>
+        </w:rPr>
+        <w:t xml:space="preserve"> économique </w:t>
+      </w:r>
+      <w:proofErr w:type="spellStart"/>
+      <w:r>
+        <w:rPr>
+          <w:rFonts w:cs="Times New Roman"/>
+        </w:rPr>
+        <w:t>en</w:t>
+      </w:r>
+      <w:proofErr w:type="spellEnd"/>
+      <w:r>
+        <w:rPr>
+          <w:rFonts w:cs="Times New Roman"/>
+        </w:rPr>
+        <w:t xml:space="preserve"> Europe</w:t>
+      </w:r>
+      <w:r>
+        <w:rPr>
+          <w:rFonts w:cs="Times New Roman"/>
+        </w:rPr>
+        <w:t xml:space="preserve">’ in </w:t>
+      </w:r>
+      <w:proofErr w:type="spellStart"/>
       <w:r>
         <w:rPr>
           <w:rFonts w:cs="Times New Roman"/>
           <w:i/>
           <w:iCs/>
         </w:rPr>
-        <w:t xml:space="preserve"> Bazel 1930-1948</w:t>
-      </w:r>
-      <w:r>
-        <w:rPr>
-          <w:rFonts w:cs="Times New Roman"/>
-        </w:rPr>
-        <w:t>, Amsterdam 1997, 302;</w:t>
-      </w:r>
-      <w:r>
-        <w:rPr>
-          <w:rFonts w:cs="Times New Roman"/>
-        </w:rPr>
-        <w:t xml:space="preserve"> </w:t>
-      </w:r>
-      <w:r>
-        <w:rPr>
-          <w:rFonts w:cs="Times New Roman"/>
-        </w:rPr>
-        <w:t>P. Clavin and J.-W. Wessels, ‘Transnationalism and the League of</w:t>
-      </w:r>
-      <w:r>
-        <w:rPr>
-          <w:rFonts w:cs="Times New Roman"/>
-        </w:rPr>
-        <w:t xml:space="preserve"> </w:t>
-      </w:r>
-      <w:r>
-        <w:rPr>
-          <w:rFonts w:cs="Times New Roman"/>
-        </w:rPr>
-        <w:t>Nations: Understanding the Work</w:t>
-      </w:r>
-      <w:r>
-        <w:rPr>
-          <w:rFonts w:cs="Times New Roman"/>
-        </w:rPr>
-        <w:t xml:space="preserve"> </w:t>
-      </w:r>
-      <w:r>
-        <w:rPr>
-          <w:rFonts w:cs="Times New Roman"/>
-        </w:rPr>
-        <w:t>of Its Economic and Financial Organi</w:t>
-      </w:r>
-      <w:r>
-        <w:rPr>
-          <w:rFonts w:cs="Times New Roman"/>
-        </w:rPr>
-        <w:t xml:space="preserve">sation’ in </w:t>
-      </w:r>
+        <w:t>Caiete</w:t>
+      </w:r>
+      <w:proofErr w:type="spellEnd"/>
       <w:r>
         <w:rPr>
           <w:rFonts w:cs="Times New Roman"/>
           <w:i/>
           <w:iCs/>
         </w:rPr>
-        <w:t>Contemporary European History</w:t>
-      </w:r>
-      <w:r>
-        <w:rPr>
-          <w:rFonts w:cs="Times New Roman"/>
-        </w:rPr>
-        <w:t xml:space="preserve">, 14/4, 2005, 465-492; M.-L. </w:t>
-      </w:r>
-      <w:proofErr w:type="spellStart"/>
-      <w:r>
-        <w:rPr>
-          <w:rFonts w:cs="Times New Roman"/>
-        </w:rPr>
-        <w:t>Nab</w:t>
-      </w:r>
-      <w:r>
-        <w:rPr>
-          <w:rFonts w:cs="Times New Roman"/>
-        </w:rPr>
-        <w:t>ă</w:t>
-      </w:r>
-      <w:r>
-        <w:rPr>
-          <w:rFonts w:cs="Times New Roman"/>
-        </w:rPr>
-        <w:t>r</w:t>
-      </w:r>
-      <w:proofErr w:type="spellEnd"/>
-      <w:r>
-        <w:rPr>
-          <w:rFonts w:cs="Times New Roman"/>
-        </w:rPr>
-        <w:t xml:space="preserve">, ‘Pietro </w:t>
-      </w:r>
-      <w:proofErr w:type="spellStart"/>
-      <w:r>
-        <w:rPr>
-          <w:rFonts w:cs="Times New Roman"/>
-        </w:rPr>
-        <w:t>Stoppani</w:t>
-      </w:r>
-      <w:proofErr w:type="spellEnd"/>
-      <w:r>
-        <w:rPr>
-          <w:rFonts w:cs="Times New Roman"/>
-        </w:rPr>
-        <w:t xml:space="preserve"> et le</w:t>
-      </w:r>
-      <w:r>
-        <w:rPr>
-          <w:rFonts w:cs="Times New Roman"/>
-        </w:rPr>
-        <w:t xml:space="preserve"> </w:t>
-      </w:r>
-      <w:proofErr w:type="spellStart"/>
-      <w:r>
-        <w:rPr>
-          <w:rFonts w:cs="Times New Roman"/>
-        </w:rPr>
-        <w:t>problème</w:t>
-      </w:r>
-      <w:proofErr w:type="spellEnd"/>
-      <w:r>
-        <w:rPr>
-          <w:rFonts w:cs="Times New Roman"/>
-        </w:rPr>
-        <w:t xml:space="preserve"> du </w:t>
-      </w:r>
-      <w:proofErr w:type="spellStart"/>
-      <w:r>
-        <w:rPr>
-          <w:rFonts w:cs="Times New Roman"/>
-        </w:rPr>
-        <w:t>nationalisme</w:t>
-      </w:r>
-      <w:proofErr w:type="spellEnd"/>
-      <w:r>
-        <w:rPr>
-          <w:rFonts w:cs="Times New Roman"/>
-        </w:rPr>
-        <w:t xml:space="preserve"> </w:t>
-      </w:r>
-      <w:proofErr w:type="spellStart"/>
-      <w:r>
-        <w:rPr>
-          <w:rFonts w:cs="Times New Roman"/>
-        </w:rPr>
-        <w:t>économique</w:t>
-      </w:r>
-      <w:proofErr w:type="spellEnd"/>
-      <w:r>
-        <w:rPr>
-          <w:rFonts w:cs="Times New Roman"/>
-        </w:rPr>
-        <w:t xml:space="preserve"> face à la mise </w:t>
-      </w:r>
-      <w:proofErr w:type="spellStart"/>
-      <w:r>
-        <w:rPr>
-          <w:rFonts w:cs="Times New Roman"/>
-        </w:rPr>
-        <w:t>en</w:t>
-      </w:r>
-      <w:proofErr w:type="spellEnd"/>
-      <w:r>
-        <w:rPr>
-          <w:rFonts w:cs="Times New Roman"/>
-        </w:rPr>
-        <w:t xml:space="preserve"> pratique du </w:t>
-      </w:r>
-      <w:proofErr w:type="spellStart"/>
-      <w:r>
-        <w:rPr>
-          <w:rFonts w:cs="Times New Roman"/>
-        </w:rPr>
-        <w:t>projet</w:t>
-      </w:r>
-      <w:proofErr w:type="spellEnd"/>
-      <w:r>
-        <w:rPr>
-          <w:rFonts w:cs="Times New Roman"/>
-        </w:rPr>
         <w:t xml:space="preserve"> de </w:t>
-      </w:r>
-      <w:proofErr w:type="spellStart"/>
-      <w:r>
-        <w:rPr>
-          <w:rFonts w:cs="Times New Roman"/>
-        </w:rPr>
-        <w:t>solidarité</w:t>
-      </w:r>
-      <w:proofErr w:type="spellEnd"/>
-      <w:r>
-        <w:rPr>
-          <w:rFonts w:cs="Times New Roman"/>
-        </w:rPr>
-        <w:t xml:space="preserve"> </w:t>
-      </w:r>
-      <w:proofErr w:type="spellStart"/>
-      <w:r>
-        <w:rPr>
-          <w:rFonts w:cs="Times New Roman"/>
-        </w:rPr>
-        <w:t>économique</w:t>
-      </w:r>
-      <w:proofErr w:type="spellEnd"/>
-      <w:r>
-        <w:rPr>
-          <w:rFonts w:cs="Times New Roman"/>
-        </w:rPr>
-        <w:t xml:space="preserve"> </w:t>
-      </w:r>
-      <w:proofErr w:type="spellStart"/>
-      <w:r>
-        <w:rPr>
-          <w:rFonts w:cs="Times New Roman"/>
-        </w:rPr>
-        <w:t>en</w:t>
-      </w:r>
-      <w:proofErr w:type="spellEnd"/>
-      <w:r>
-        <w:rPr>
-          <w:rFonts w:cs="Times New Roman"/>
-        </w:rPr>
-        <w:t xml:space="preserve"> Europe</w:t>
-      </w:r>
-      <w:r>
-        <w:rPr>
-          <w:rFonts w:cs="Times New Roman"/>
-        </w:rPr>
-        <w:t xml:space="preserve">’ in </w:t>
       </w:r>
       <w:proofErr w:type="spellStart"/>
       <w:r>
@@ -9424,7 +9284,7 @@
           <w:i/>
           <w:iCs/>
         </w:rPr>
-        <w:t>Caiete</w:t>
+        <w:t>Antropologie</w:t>
       </w:r>
       <w:proofErr w:type="spellEnd"/>
       <w:r>
@@ -9433,7 +9293,7 @@
           <w:i/>
           <w:iCs/>
         </w:rPr>
-        <w:t xml:space="preserve"> de </w:t>
+        <w:t xml:space="preserve"> </w:t>
       </w:r>
       <w:proofErr w:type="spellStart"/>
       <w:r>
@@ -9442,118 +9302,72 @@
           <w:i/>
           <w:iCs/>
         </w:rPr>
-        <w:t>Antropologie</w:t>
+        <w:t>Istoric</w:t>
+      </w:r>
+      <w:r>
+        <w:rPr>
+          <w:rFonts w:cs="Times New Roman"/>
+        </w:rPr>
+        <w:t>a</w:t>
       </w:r>
       <w:proofErr w:type="spellEnd"/>
+      <w:r>
+        <w:rPr>
+          <w:rFonts w:cs="Times New Roman"/>
+        </w:rPr>
+        <w:t>̆</w:t>
+      </w:r>
+      <w:r>
+        <w:rPr>
+          <w:rFonts w:cs="Times New Roman"/>
+        </w:rPr>
+        <w:t>, 15, 2009, 169-178;</w:t>
+      </w:r>
+      <w:r>
+        <w:rPr>
+          <w:rFonts w:cs="Times New Roman"/>
+        </w:rPr>
+        <w:t xml:space="preserve"> </w:t>
+      </w:r>
+      <w:r>
+        <w:rPr>
+          <w:rFonts w:cs="Times New Roman"/>
+        </w:rPr>
+        <w:t xml:space="preserve">P. Clavin, </w:t>
+      </w:r>
       <w:r>
         <w:rPr>
           <w:rFonts w:cs="Times New Roman"/>
           <w:i/>
           <w:iCs/>
         </w:rPr>
-        <w:t xml:space="preserve"> </w:t>
+        <w:t>Securing the World Economy: The Reinvention of the League of Nations, 1920-1946</w:t>
+      </w:r>
+      <w:r>
+        <w:rPr>
+          <w:rFonts w:cs="Times New Roman"/>
+        </w:rPr>
+        <w:t xml:space="preserve">, Oxford 2013; </w:t>
+      </w:r>
+      <w:r>
+        <w:rPr>
+          <w:rFonts w:cs="Times New Roman"/>
+        </w:rPr>
+        <w:t xml:space="preserve">E. </w:t>
       </w:r>
       <w:proofErr w:type="spellStart"/>
       <w:r>
         <w:rPr>
           <w:rFonts w:cs="Times New Roman"/>
-          <w:i/>
-          <w:iCs/>
-        </w:rPr>
-        <w:t>Istoric</w:t>
-      </w:r>
-      <w:r>
-        <w:rPr>
-          <w:rFonts w:cs="Times New Roman"/>
-        </w:rPr>
-        <w:t>a</w:t>
+        </w:rPr>
+        <w:t>Tollardo</w:t>
       </w:r>
       <w:proofErr w:type="spellEnd"/>
       <w:r>
         <w:rPr>
           <w:rFonts w:cs="Times New Roman"/>
         </w:rPr>
-        <w:t>̆</w:t>
-      </w:r>
-      <w:r>
-        <w:rPr>
-          <w:rFonts w:cs="Times New Roman"/>
-        </w:rPr>
-        <w:t>, 15, 2009, 169-178;</w:t>
-      </w:r>
-      <w:r>
-        <w:rPr>
-          <w:rFonts w:cs="Times New Roman"/>
-        </w:rPr>
-        <w:t xml:space="preserve"> </w:t>
-      </w:r>
-      <w:r>
-        <w:rPr>
-          <w:rFonts w:cs="Times New Roman"/>
-        </w:rPr>
-        <w:t xml:space="preserve">P. Clavin, </w:t>
-      </w:r>
-      <w:r>
-        <w:rPr>
-          <w:rFonts w:cs="Times New Roman"/>
-          <w:i/>
-          <w:iCs/>
-        </w:rPr>
-        <w:t>Securing the World Economy: The Reinvention of the League of Nations, 1920-1946</w:t>
-      </w:r>
-      <w:r>
-        <w:rPr>
-          <w:rFonts w:cs="Times New Roman"/>
-        </w:rPr>
-        <w:t xml:space="preserve">, Oxford 2013; </w:t>
-      </w:r>
-      <w:r>
-        <w:rPr>
-          <w:rFonts w:cs="Times New Roman"/>
-        </w:rPr>
-        <w:t xml:space="preserve">E. </w:t>
-      </w:r>
-      <w:proofErr w:type="spellStart"/>
-      <w:r>
-        <w:rPr>
-          <w:rFonts w:cs="Times New Roman"/>
-        </w:rPr>
-        <w:t>Tollardo</w:t>
-      </w:r>
-      <w:proofErr w:type="spellEnd"/>
-      <w:r>
-        <w:rPr>
-          <w:rFonts w:cs="Times New Roman"/>
-        </w:rPr>
-        <w:t xml:space="preserve">, ‘International Experts of Fascist Envoys? Alberto </w:t>
-      </w:r>
-      <w:proofErr w:type="spellStart"/>
-      <w:r>
-        <w:rPr>
-          <w:rFonts w:cs="Times New Roman"/>
-        </w:rPr>
-        <w:t>Theodoli</w:t>
-      </w:r>
-      <w:proofErr w:type="spellEnd"/>
-      <w:r>
-        <w:rPr>
-          <w:rFonts w:cs="Times New Roman"/>
-        </w:rPr>
-        <w:t xml:space="preserve"> and Pietro </w:t>
-      </w:r>
-      <w:proofErr w:type="spellStart"/>
-      <w:r>
-        <w:rPr>
-          <w:rFonts w:cs="Times New Roman"/>
-        </w:rPr>
-        <w:t>Stoppani</w:t>
-      </w:r>
-      <w:proofErr w:type="spellEnd"/>
-      <w:r>
-        <w:rPr>
-          <w:rFonts w:cs="Times New Roman"/>
-        </w:rPr>
-        <w:t xml:space="preserve"> at the League of Nations’ in </w:t>
+        <w:t xml:space="preserve">, ‘International Experts of Fascist Envoys? Alberto Theodoli and Pietro Stoppani at the League of Nations’ in </w:t>
       </w:r>
       <w:r>
         <w:rPr>
@@ -10022,7 +9836,7 @@
 </file>
 
 <file path=word/endnotes.xml><?xml version="1.0" encoding="utf-8"?>
-<w:endnotes xmlns:wpc="http://schemas.microsoft.com/office/word/2010/wordprocessingCanvas" xmlns:cx="http://schemas.microsoft.com/office/drawing/2014/chartex" xmlns:cx1="http://schemas.microsoft.com/office/drawing/2015/9/8/chartex" xmlns:cx2="http://schemas.microsoft.com/office/drawing/2015/10/21/chartex" xmlns:cx3="http://schemas.microsoft.com/office/drawing/2016/5/9/chartex" xmlns:cx4="http://schemas.microsoft.com/office/drawing/2016/5/10/chartex" xmlns:cx5="http://schemas.microsoft.com/office/drawing/2016/5/11/chartex" xmlns:cx6="http://schemas.microsoft.com/office/drawing/2016/5/12/chartex" xmlns:cx7="http://schemas.microsoft.com/office/drawing/2016/5/13/chartex" xmlns:cx8="http://schemas.microsoft.com/office/drawing/2016/5/14/chartex" xmlns:mc="http://schemas.openxmlformats.org/markup-compatibility/2006" xmlns:aink="http://schemas.microsoft.com/office/drawing/2016/ink" xmlns:am3d="http://schemas.microsoft.com/office/drawing/2017/model3d" xmlns:o="urn:schemas-microsoft-com:office:office" xmlns:oel="http://schemas.microsoft.com/office/2019/extlst" xmlns:r="http://schemas.openxmlformats.org/officeDocument/2006/relationships" xmlns:m="http://schemas.openxmlformats.org/officeDocument/2006/math" xmlns:v="urn:schemas-microsoft-com:vml" xmlns:wp14="http://schemas.microsoft.com/office/word/2010/wordprocessingDrawing" xmlns:wp="http://schemas.openxmlformats.org/drawingml/2006/wordprocessingDrawing" xmlns:w10="urn:schemas-microsoft-com:office:word" xmlns:w="http://schemas.openxmlformats.org/wordprocessingml/2006/main" xmlns:w14="http://schemas.microsoft.com/office/word/2010/wordml" xmlns:w15="http://schemas.microsoft.com/office/word/2012/wordml" xmlns:w16cex="http://schemas.microsoft.com/office/word/2018/wordml/cex" xmlns:w16cid="http://schemas.microsoft.com/office/word/2016/wordml/cid" xmlns:w16="http://schemas.microsoft.com/office/word/2018/wordml" xmlns:w16du="http://schemas.microsoft.com/office/word/2023/wordml/word16du" xmlns:w16sdtdh="http://schemas.microsoft.com/office/word/2020/wordml/sdtdatahash" xmlns:w16sdtfl="http://schemas.microsoft.com/office/word/2024/wordml/sdtformatlock" xmlns:w16se="http://schemas.microsoft.com/office/word/2015/wordml/symex" xmlns:wpg="http://schemas.microsoft.com/office/word/2010/wordprocessingGroup" xmlns:wpi="http://schemas.microsoft.com/office/word/2010/wordprocessingInk" xmlns:wne="http://schemas.microsoft.com/office/word/2006/wordml" xmlns:wps="http://schemas.microsoft.com/office/word/2010/wordprocessingShape" mc:Ignorable="w14 w15 w16se w16cid w16 w16cex w16sdtdh w16sdtfl w16du wp14">
+<w:endnotes xmlns:wpc="http://schemas.microsoft.com/office/word/2010/wordprocessingCanvas" xmlns:cx="http://schemas.microsoft.com/office/drawing/2014/chartex" xmlns:cx1="http://schemas.microsoft.com/office/drawing/2015/9/8/chartex" xmlns:cx2="http://schemas.microsoft.com/office/drawing/2015/10/21/chartex" xmlns:cx3="http://schemas.microsoft.com/office/drawing/2016/5/9/chartex" xmlns:cx4="http://schemas.microsoft.com/office/drawing/2016/5/10/chartex" xmlns:cx5="http://schemas.microsoft.com/office/drawing/2016/5/11/chartex" xmlns:cx6="http://schemas.microsoft.com/office/drawing/2016/5/12/chartex" xmlns:cx7="http://schemas.microsoft.com/office/drawing/2016/5/13/chartex" xmlns:cx8="http://schemas.microsoft.com/office/drawing/2016/5/14/chartex" xmlns:mc="http://schemas.openxmlformats.org/markup-compatibility/2006" xmlns:m="http://schemas.openxmlformats.org/officeDocument/2006/math" xmlns:aink="http://schemas.microsoft.com/office/drawing/2016/ink" xmlns:am3d="http://schemas.microsoft.com/office/drawing/2017/model3d" xmlns:oel="http://schemas.microsoft.com/office/2019/extlst" xmlns:r="http://schemas.openxmlformats.org/officeDocument/2006/relationships" xmlns:wp14="http://schemas.microsoft.com/office/word/2010/wordprocessingDrawing" xmlns:wp="http://schemas.openxmlformats.org/drawingml/2006/wordprocessingDrawing" xmlns:wpg="http://schemas.microsoft.com/office/word/2010/wordprocessingGroup" xmlns:wpi="http://schemas.microsoft.com/office/word/2010/wordprocessingInk" xmlns:wps="http://schemas.microsoft.com/office/word/2010/wordprocessingShape" xmlns:o="urn:schemas-microsoft-com:office:office" xmlns:v="urn:schemas-microsoft-com:vml" xmlns:w10="urn:schemas-microsoft-com:office:word" xmlns:w="http://schemas.openxmlformats.org/wordprocessingml/2006/main" xmlns:w14="http://schemas.microsoft.com/office/word/2010/wordml" xmlns:w15="http://schemas.microsoft.com/office/word/2012/wordml" xmlns:w16cei="http://schemas.microsoft.com/office/word/2026/wordml/cei" xmlns:w16cex="http://schemas.microsoft.com/office/word/2018/wordml/cex" xmlns:w16cid="http://schemas.microsoft.com/office/word/2016/wordml/cid" xmlns:w16="http://schemas.microsoft.com/office/word/2018/wordml" xmlns:w16sdtdh="http://schemas.microsoft.com/office/word/2020/wordml/sdtdatahash" xmlns:w16sdtfl="http://schemas.microsoft.com/office/word/2024/wordml/sdtformatlock" xmlns:w16se="http://schemas.microsoft.com/office/word/2015/wordml/symex" xmlns:w16du="http://schemas.microsoft.com/office/word/2023/wordml/word16du" xmlns:wne="http://schemas.microsoft.com/office/word/2006/wordml" mc:Ignorable="w14 w15 w16se w16cid w16 w16cex w16sdtdh w16sdtfl w16du wp14">
   <w:endnote w:type="separator" w:id="-1">
     <w:p>
       <w:r>
@@ -10041,7 +9855,7 @@
 </file>
 
 <file path=word/footer1.xml><?xml version="1.0" encoding="utf-8"?>
-<w:ftr xmlns:wpc="http://schemas.microsoft.com/office/word/2010/wordprocessingCanvas" xmlns:cx="http://schemas.microsoft.com/office/drawing/2014/chartex" xmlns:cx1="http://schemas.microsoft.com/office/drawing/2015/9/8/chartex" xmlns:cx2="http://schemas.microsoft.com/office/drawing/2015/10/21/chartex" xmlns:cx3="http://schemas.microsoft.com/office/drawing/2016/5/9/chartex" xmlns:cx4="http://schemas.microsoft.com/office/drawing/2016/5/10/chartex" xmlns:cx5="http://schemas.microsoft.com/office/drawing/2016/5/11/chartex" xmlns:cx6="http://schemas.microsoft.com/office/drawing/2016/5/12/chartex" xmlns:cx7="http://schemas.microsoft.com/office/drawing/2016/5/13/chartex" xmlns:cx8="http://schemas.microsoft.com/office/drawing/2016/5/14/chartex" xmlns:mc="http://schemas.openxmlformats.org/markup-compatibility/2006" xmlns:aink="http://schemas.microsoft.com/office/drawing/2016/ink" xmlns:am3d="http://schemas.microsoft.com/office/drawing/2017/model3d" xmlns:o="urn:schemas-microsoft-com:office:office" xmlns:oel="http://schemas.microsoft.com/office/2019/extlst" xmlns:r="http://schemas.openxmlformats.org/officeDocument/2006/relationships" xmlns:m="http://schemas.openxmlformats.org/officeDocument/2006/math" xmlns:v="urn:schemas-microsoft-com:vml" xmlns:wp14="http://schemas.microsoft.com/office/word/2010/wordprocessingDrawing" xmlns:wp="http://schemas.openxmlformats.org/drawingml/2006/wordprocessingDrawing" xmlns:w10="urn:schemas-microsoft-com:office:word" xmlns:w="http://schemas.openxmlformats.org/wordprocessingml/2006/main" xmlns:w14="http://schemas.microsoft.com/office/word/2010/wordml" xmlns:w15="http://schemas.microsoft.com/office/word/2012/wordml" xmlns:w16cex="http://schemas.microsoft.com/office/word/2018/wordml/cex" xmlns:w16cid="http://schemas.microsoft.com/office/word/2016/wordml/cid" xmlns:w16="http://schemas.microsoft.com/office/word/2018/wordml" xmlns:w16du="http://schemas.microsoft.com/office/word/2023/wordml/word16du" xmlns:w16sdtdh="http://schemas.microsoft.com/office/word/2020/wordml/sdtdatahash" xmlns:w16sdtfl="http://schemas.microsoft.com/office/word/2024/wordml/sdtformatlock" xmlns:w16se="http://schemas.microsoft.com/office/word/2015/wordml/symex" xmlns:wpg="http://schemas.microsoft.com/office/word/2010/wordprocessingGroup" xmlns:wpi="http://schemas.microsoft.com/office/word/2010/wordprocessingInk" xmlns:wne="http://schemas.microsoft.com/office/word/2006/wordml" xmlns:wps="http://schemas.microsoft.com/office/word/2010/wordprocessingShape" mc:Ignorable="w14 w15 w16se w16cid w16 w16cex w16sdtdh w16sdtfl w16du wp14">
+<w:ftr xmlns:wpc="http://schemas.microsoft.com/office/word/2010/wordprocessingCanvas" xmlns:cx="http://schemas.microsoft.com/office/drawing/2014/chartex" xmlns:cx1="http://schemas.microsoft.com/office/drawing/2015/9/8/chartex" xmlns:cx2="http://schemas.microsoft.com/office/drawing/2015/10/21/chartex" xmlns:cx3="http://schemas.microsoft.com/office/drawing/2016/5/9/chartex" xmlns:cx4="http://schemas.microsoft.com/office/drawing/2016/5/10/chartex" xmlns:cx5="http://schemas.microsoft.com/office/drawing/2016/5/11/chartex" xmlns:cx6="http://schemas.microsoft.com/office/drawing/2016/5/12/chartex" xmlns:cx7="http://schemas.microsoft.com/office/drawing/2016/5/13/chartex" xmlns:cx8="http://schemas.microsoft.com/office/drawing/2016/5/14/chartex" xmlns:mc="http://schemas.openxmlformats.org/markup-compatibility/2006" xmlns:m="http://schemas.openxmlformats.org/officeDocument/2006/math" xmlns:aink="http://schemas.microsoft.com/office/drawing/2016/ink" xmlns:am3d="http://schemas.microsoft.com/office/drawing/2017/model3d" xmlns:oel="http://schemas.microsoft.com/office/2019/extlst" xmlns:r="http://schemas.openxmlformats.org/officeDocument/2006/relationships" xmlns:wp14="http://schemas.microsoft.com/office/word/2010/wordprocessingDrawing" xmlns:wp="http://schemas.openxmlformats.org/drawingml/2006/wordprocessingDrawing" xmlns:wpg="http://schemas.microsoft.com/office/word/2010/wordprocessingGroup" xmlns:wpi="http://schemas.microsoft.com/office/word/2010/wordprocessingInk" xmlns:wps="http://schemas.microsoft.com/office/word/2010/wordprocessingShape" xmlns:o="urn:schemas-microsoft-com:office:office" xmlns:v="urn:schemas-microsoft-com:vml" xmlns:w10="urn:schemas-microsoft-com:office:word" xmlns:w="http://schemas.openxmlformats.org/wordprocessingml/2006/main" xmlns:w14="http://schemas.microsoft.com/office/word/2010/wordml" xmlns:w15="http://schemas.microsoft.com/office/word/2012/wordml" xmlns:w16cei="http://schemas.microsoft.com/office/word/2026/wordml/cei" xmlns:w16cex="http://schemas.microsoft.com/office/word/2018/wordml/cex" xmlns:w16cid="http://schemas.microsoft.com/office/word/2016/wordml/cid" xmlns:w16="http://schemas.microsoft.com/office/word/2018/wordml" xmlns:w16sdtdh="http://schemas.microsoft.com/office/word/2020/wordml/sdtdatahash" xmlns:w16sdtfl="http://schemas.microsoft.com/office/word/2024/wordml/sdtformatlock" xmlns:w16se="http://schemas.microsoft.com/office/word/2015/wordml/symex" xmlns:w16du="http://schemas.microsoft.com/office/word/2023/wordml/word16du" xmlns:wne="http://schemas.microsoft.com/office/word/2006/wordml" mc:Ignorable="w14 w15 w16se w16cid w16 w16cex w16sdtdh w16sdtfl w16du wp14">
   <w:p>
     <w:pPr>
       <w:pStyle w:val="Voettekst"/>
@@ -10089,7 +9903,7 @@
 </file>
 
 <file path=word/footnotes.xml><?xml version="1.0" encoding="utf-8"?>
-<w:footnotes xmlns:wpc="http://schemas.microsoft.com/office/word/2010/wordprocessingCanvas" xmlns:cx="http://schemas.microsoft.com/office/drawing/2014/chartex" xmlns:cx1="http://schemas.microsoft.com/office/drawing/2015/9/8/chartex" xmlns:cx2="http://schemas.microsoft.com/office/drawing/2015/10/21/chartex" xmlns:cx3="http://schemas.microsoft.com/office/drawing/2016/5/9/chartex" xmlns:cx4="http://schemas.microsoft.com/office/drawing/2016/5/10/chartex" xmlns:cx5="http://schemas.microsoft.com/office/drawing/2016/5/11/chartex" xmlns:cx6="http://schemas.microsoft.com/office/drawing/2016/5/12/chartex" xmlns:cx7="http://schemas.microsoft.com/office/drawing/2016/5/13/chartex" xmlns:cx8="http://schemas.microsoft.com/office/drawing/2016/5/14/chartex" xmlns:mc="http://schemas.openxmlformats.org/markup-compatibility/2006" xmlns:aink="http://schemas.microsoft.com/office/drawing/2016/ink" xmlns:am3d="http://schemas.microsoft.com/office/drawing/2017/model3d" xmlns:o="urn:schemas-microsoft-com:office:office" xmlns:oel="http://schemas.microsoft.com/office/2019/extlst" xmlns:r="http://schemas.openxmlformats.org/officeDocument/2006/relationships" xmlns:m="http://schemas.openxmlformats.org/officeDocument/2006/math" xmlns:v="urn:schemas-microsoft-com:vml" xmlns:wp14="http://schemas.microsoft.com/office/word/2010/wordprocessingDrawing" xmlns:wp="http://schemas.openxmlformats.org/drawingml/2006/wordprocessingDrawing" xmlns:w10="urn:schemas-microsoft-com:office:word" xmlns:w="http://schemas.openxmlformats.org/wordprocessingml/2006/main" xmlns:w14="http://schemas.microsoft.com/office/word/2010/wordml" xmlns:w15="http://schemas.microsoft.com/office/word/2012/wordml" xmlns:w16cex="http://schemas.microsoft.com/office/word/2018/wordml/cex" xmlns:w16cid="http://schemas.microsoft.com/office/word/2016/wordml/cid" xmlns:w16="http://schemas.microsoft.com/office/word/2018/wordml" xmlns:w16du="http://schemas.microsoft.com/office/word/2023/wordml/word16du" xmlns:w16sdtdh="http://schemas.microsoft.com/office/word/2020/wordml/sdtdatahash" xmlns:w16sdtfl="http://schemas.microsoft.com/office/word/2024/wordml/sdtformatlock" xmlns:w16se="http://schemas.microsoft.com/office/word/2015/wordml/symex" xmlns:wpg="http://schemas.microsoft.com/office/word/2010/wordprocessingGroup" xmlns:wpi="http://schemas.microsoft.com/office/word/2010/wordprocessingInk" xmlns:wne="http://schemas.microsoft.com/office/word/2006/wordml" xmlns:wps="http://schemas.microsoft.com/office/word/2010/wordprocessingShape" mc:Ignorable="w14 w15 w16se w16cid w16 w16cex w16sdtdh w16sdtfl w16du wp14">
+<w:footnotes xmlns:wpc="http://schemas.microsoft.com/office/word/2010/wordprocessingCanvas" xmlns:cx="http://schemas.microsoft.com/office/drawing/2014/chartex" xmlns:cx1="http://schemas.microsoft.com/office/drawing/2015/9/8/chartex" xmlns:cx2="http://schemas.microsoft.com/office/drawing/2015/10/21/chartex" xmlns:cx3="http://schemas.microsoft.com/office/drawing/2016/5/9/chartex" xmlns:cx4="http://schemas.microsoft.com/office/drawing/2016/5/10/chartex" xmlns:cx5="http://schemas.microsoft.com/office/drawing/2016/5/11/chartex" xmlns:cx6="http://schemas.microsoft.com/office/drawing/2016/5/12/chartex" xmlns:cx7="http://schemas.microsoft.com/office/drawing/2016/5/13/chartex" xmlns:cx8="http://schemas.microsoft.com/office/drawing/2016/5/14/chartex" xmlns:mc="http://schemas.openxmlformats.org/markup-compatibility/2006" xmlns:m="http://schemas.openxmlformats.org/officeDocument/2006/math" xmlns:aink="http://schemas.microsoft.com/office/drawing/2016/ink" xmlns:am3d="http://schemas.microsoft.com/office/drawing/2017/model3d" xmlns:oel="http://schemas.microsoft.com/office/2019/extlst" xmlns:r="http://schemas.openxmlformats.org/officeDocument/2006/relationships" xmlns:wp14="http://schemas.microsoft.com/office/word/2010/wordprocessingDrawing" xmlns:wp="http://schemas.openxmlformats.org/drawingml/2006/wordprocessingDrawing" xmlns:wpg="http://schemas.microsoft.com/office/word/2010/wordprocessingGroup" xmlns:wpi="http://schemas.microsoft.com/office/word/2010/wordprocessingInk" xmlns:wps="http://schemas.microsoft.com/office/word/2010/wordprocessingShape" xmlns:o="urn:schemas-microsoft-com:office:office" xmlns:v="urn:schemas-microsoft-com:vml" xmlns:w10="urn:schemas-microsoft-com:office:word" xmlns:w="http://schemas.openxmlformats.org/wordprocessingml/2006/main" xmlns:w14="http://schemas.microsoft.com/office/word/2010/wordml" xmlns:w15="http://schemas.microsoft.com/office/word/2012/wordml" xmlns:w16cei="http://schemas.microsoft.com/office/word/2026/wordml/cei" xmlns:w16cex="http://schemas.microsoft.com/office/word/2018/wordml/cex" xmlns:w16cid="http://schemas.microsoft.com/office/word/2016/wordml/cid" xmlns:w16="http://schemas.microsoft.com/office/word/2018/wordml" xmlns:w16sdtdh="http://schemas.microsoft.com/office/word/2020/wordml/sdtdatahash" xmlns:w16sdtfl="http://schemas.microsoft.com/office/word/2024/wordml/sdtformatlock" xmlns:w16se="http://schemas.microsoft.com/office/word/2015/wordml/symex" xmlns:w16du="http://schemas.microsoft.com/office/word/2023/wordml/word16du" xmlns:wne="http://schemas.microsoft.com/office/word/2006/wordml" mc:Ignorable="w14 w15 w16se w16cid w16 w16cex w16sdtdh w16sdtfl w16du wp14">
   <w:footnote w:type="separator" w:id="-1">
     <w:p>
       <w:r>
@@ -10108,7 +9922,7 @@
 </file>
 
 <file path=word/header1.xml><?xml version="1.0" encoding="utf-8"?>
-<w:hdr xmlns:wpc="http://schemas.microsoft.com/office/word/2010/wordprocessingCanvas" xmlns:cx="http://schemas.microsoft.com/office/drawing/2014/chartex" xmlns:cx1="http://schemas.microsoft.com/office/drawing/2015/9/8/chartex" xmlns:cx2="http://schemas.microsoft.com/office/drawing/2015/10/21/chartex" xmlns:cx3="http://schemas.microsoft.com/office/drawing/2016/5/9/chartex" xmlns:cx4="http://schemas.microsoft.com/office/drawing/2016/5/10/chartex" xmlns:cx5="http://schemas.microsoft.com/office/drawing/2016/5/11/chartex" xmlns:cx6="http://schemas.microsoft.com/office/drawing/2016/5/12/chartex" xmlns:cx7="http://schemas.microsoft.com/office/drawing/2016/5/13/chartex" xmlns:cx8="http://schemas.microsoft.com/office/drawing/2016/5/14/chartex" xmlns:mc="http://schemas.openxmlformats.org/markup-compatibility/2006" xmlns:aink="http://schemas.microsoft.com/office/drawing/2016/ink" xmlns:am3d="http://schemas.microsoft.com/office/drawing/2017/model3d" xmlns:o="urn:schemas-microsoft-com:office:office" xmlns:oel="http://schemas.microsoft.com/office/2019/extlst" xmlns:r="http://schemas.openxmlformats.org/officeDocument/2006/relationships" xmlns:m="http://schemas.openxmlformats.org/officeDocument/2006/math" xmlns:v="urn:schemas-microsoft-com:vml" xmlns:wp14="http://schemas.microsoft.com/office/word/2010/wordprocessingDrawing" xmlns:wp="http://schemas.openxmlformats.org/drawingml/2006/wordprocessingDrawing" xmlns:w10="urn:schemas-microsoft-com:office:word" xmlns:w="http://schemas.openxmlformats.org/wordprocessingml/2006/main" xmlns:w14="http://schemas.microsoft.com/office/word/2010/wordml" xmlns:w15="http://schemas.microsoft.com/office/word/2012/wordml" xmlns:w16cex="http://schemas.microsoft.com/office/word/2018/wordml/cex" xmlns:w16cid="http://schemas.microsoft.com/office/word/2016/wordml/cid" xmlns:w16="http://schemas.microsoft.com/office/word/2018/wordml" xmlns:w16du="http://schemas.microsoft.com/office/word/2023/wordml/word16du" xmlns:w16sdtdh="http://schemas.microsoft.com/office/word/2020/wordml/sdtdatahash" xmlns:w16sdtfl="http://schemas.microsoft.com/office/word/2024/wordml/sdtformatlock" xmlns:w16se="http://schemas.microsoft.com/office/word/2015/wordml/symex" xmlns:wpg="http://schemas.microsoft.com/office/word/2010/wordprocessingGroup" xmlns:wpi="http://schemas.microsoft.com/office/word/2010/wordprocessingInk" xmlns:wne="http://schemas.microsoft.com/office/word/2006/wordml" xmlns:wps="http://schemas.microsoft.com/office/word/2010/wordprocessingShape" mc:Ignorable="w14 w15 w16se w16cid w16 w16cex w16sdtdh w16sdtfl w16du wp14">
+<w:hdr xmlns:wpc="http://schemas.microsoft.com/office/word/2010/wordprocessingCanvas" xmlns:cx="http://schemas.microsoft.com/office/drawing/2014/chartex" xmlns:cx1="http://schemas.microsoft.com/office/drawing/2015/9/8/chartex" xmlns:cx2="http://schemas.microsoft.com/office/drawing/2015/10/21/chartex" xmlns:cx3="http://schemas.microsoft.com/office/drawing/2016/5/9/chartex" xmlns:cx4="http://schemas.microsoft.com/office/drawing/2016/5/10/chartex" xmlns:cx5="http://schemas.microsoft.com/office/drawing/2016/5/11/chartex" xmlns:cx6="http://schemas.microsoft.com/office/drawing/2016/5/12/chartex" xmlns:cx7="http://schemas.microsoft.com/office/drawing/2016/5/13/chartex" xmlns:cx8="http://schemas.microsoft.com/office/drawing/2016/5/14/chartex" xmlns:mc="http://schemas.openxmlformats.org/markup-compatibility/2006" xmlns:m="http://schemas.openxmlformats.org/officeDocument/2006/math" xmlns:aink="http://schemas.microsoft.com/office/drawing/2016/ink" xmlns:am3d="http://schemas.microsoft.com/office/drawing/2017/model3d" xmlns:oel="http://schemas.microsoft.com/office/2019/extlst" xmlns:r="http://schemas.openxmlformats.org/officeDocument/2006/relationships" xmlns:wp14="http://schemas.microsoft.com/office/word/2010/wordprocessingDrawing" xmlns:wp="http://schemas.openxmlformats.org/drawingml/2006/wordprocessingDrawing" xmlns:wpg="http://schemas.microsoft.com/office/word/2010/wordprocessingGroup" xmlns:wpi="http://schemas.microsoft.com/office/word/2010/wordprocessingInk" xmlns:wps="http://schemas.microsoft.com/office/word/2010/wordprocessingShape" xmlns:o="urn:schemas-microsoft-com:office:office" xmlns:v="urn:schemas-microsoft-com:vml" xmlns:w10="urn:schemas-microsoft-com:office:word" xmlns:w="http://schemas.openxmlformats.org/wordprocessingml/2006/main" xmlns:w14="http://schemas.microsoft.com/office/word/2010/wordml" xmlns:w15="http://schemas.microsoft.com/office/word/2012/wordml" xmlns:w16cei="http://schemas.microsoft.com/office/word/2026/wordml/cei" xmlns:w16cex="http://schemas.microsoft.com/office/word/2018/wordml/cex" xmlns:w16cid="http://schemas.microsoft.com/office/word/2016/wordml/cid" xmlns:w16="http://schemas.microsoft.com/office/word/2018/wordml" xmlns:w16sdtdh="http://schemas.microsoft.com/office/word/2020/wordml/sdtdatahash" xmlns:w16sdtfl="http://schemas.microsoft.com/office/word/2024/wordml/sdtformatlock" xmlns:w16se="http://schemas.microsoft.com/office/word/2015/wordml/symex" xmlns:w16du="http://schemas.microsoft.com/office/word/2023/wordml/word16du" xmlns:wne="http://schemas.microsoft.com/office/word/2006/wordml" mc:Ignorable="w14 w15 w16se w16cid w16 w16cex w16sdtdh w16sdtfl w16du wp14">
   <w:sdt>
     <w:sdtPr>
       <w:rPr>
@@ -10159,7 +9973,7 @@
 </file>
 
 <file path=word/header2.xml><?xml version="1.0" encoding="utf-8"?>
-<w:hdr xmlns:wpc="http://schemas.microsoft.com/office/word/2010/wordprocessingCanvas" xmlns:cx="http://schemas.microsoft.com/office/drawing/2014/chartex" xmlns:cx1="http://schemas.microsoft.com/office/drawing/2015/9/8/chartex" xmlns:cx2="http://schemas.microsoft.com/office/drawing/2015/10/21/chartex" xmlns:cx3="http://schemas.microsoft.com/office/drawing/2016/5/9/chartex" xmlns:cx4="http://schemas.microsoft.com/office/drawing/2016/5/10/chartex" xmlns:cx5="http://schemas.microsoft.com/office/drawing/2016/5/11/chartex" xmlns:cx6="http://schemas.microsoft.com/office/drawing/2016/5/12/chartex" xmlns:cx7="http://schemas.microsoft.com/office/drawing/2016/5/13/chartex" xmlns:cx8="http://schemas.microsoft.com/office/drawing/2016/5/14/chartex" xmlns:mc="http://schemas.openxmlformats.org/markup-compatibility/2006" xmlns:aink="http://schemas.microsoft.com/office/drawing/2016/ink" xmlns:am3d="http://schemas.microsoft.com/office/drawing/2017/model3d" xmlns:o="urn:schemas-microsoft-com:office:office" xmlns:oel="http://schemas.microsoft.com/office/2019/extlst" xmlns:r="http://schemas.openxmlformats.org/officeDocument/2006/relationships" xmlns:m="http://schemas.openxmlformats.org/officeDocument/2006/math" xmlns:v="urn:schemas-microsoft-com:vml" xmlns:wp14="http://schemas.microsoft.com/office/word/2010/wordprocessingDrawing" xmlns:wp="http://schemas.openxmlformats.org/drawingml/2006/wordprocessingDrawing" xmlns:w10="urn:schemas-microsoft-com:office:word" xmlns:w="http://schemas.openxmlformats.org/wordprocessingml/2006/main" xmlns:w14="http://schemas.microsoft.com/office/word/2010/wordml" xmlns:w15="http://schemas.microsoft.com/office/word/2012/wordml" xmlns:w16cex="http://schemas.microsoft.com/office/word/2018/wordml/cex" xmlns:w16cid="http://schemas.microsoft.com/office/word/2016/wordml/cid" xmlns:w16="http://schemas.microsoft.com/office/word/2018/wordml" xmlns:w16du="http://schemas.microsoft.com/office/word/2023/wordml/word16du" xmlns:w16sdtdh="http://schemas.microsoft.com/office/word/2020/wordml/sdtdatahash" xmlns:w16sdtfl="http://schemas.microsoft.com/office/word/2024/wordml/sdtformatlock" xmlns:w16se="http://schemas.microsoft.com/office/word/2015/wordml/symex" xmlns:wpg="http://schemas.microsoft.com/office/word/2010/wordprocessingGroup" xmlns:wpi="http://schemas.microsoft.com/office/word/2010/wordprocessingInk" xmlns:wne="http://schemas.microsoft.com/office/word/2006/wordml" xmlns:wps="http://schemas.microsoft.com/office/word/2010/wordprocessingShape" mc:Ignorable="w14 w15 w16se w16cid w16 w16cex w16sdtdh w16sdtfl w16du wp14">
+<w:hdr xmlns:wpc="http://schemas.microsoft.com/office/word/2010/wordprocessingCanvas" xmlns:cx="http://schemas.microsoft.com/office/drawing/2014/chartex" xmlns:cx1="http://schemas.microsoft.com/office/drawing/2015/9/8/chartex" xmlns:cx2="http://schemas.microsoft.com/office/drawing/2015/10/21/chartex" xmlns:cx3="http://schemas.microsoft.com/office/drawing/2016/5/9/chartex" xmlns:cx4="http://schemas.microsoft.com/office/drawing/2016/5/10/chartex" xmlns:cx5="http://schemas.microsoft.com/office/drawing/2016/5/11/chartex" xmlns:cx6="http://schemas.microsoft.com/office/drawing/2016/5/12/chartex" xmlns:cx7="http://schemas.microsoft.com/office/drawing/2016/5/13/chartex" xmlns:cx8="http://schemas.microsoft.com/office/drawing/2016/5/14/chartex" xmlns:mc="http://schemas.openxmlformats.org/markup-compatibility/2006" xmlns:m="http://schemas.openxmlformats.org/officeDocument/2006/math" xmlns:aink="http://schemas.microsoft.com/office/drawing/2016/ink" xmlns:am3d="http://schemas.microsoft.com/office/drawing/2017/model3d" xmlns:oel="http://schemas.microsoft.com/office/2019/extlst" xmlns:r="http://schemas.openxmlformats.org/officeDocument/2006/relationships" xmlns:wp14="http://schemas.microsoft.com/office/word/2010/wordprocessingDrawing" xmlns:wp="http://schemas.openxmlformats.org/drawingml/2006/wordprocessingDrawing" xmlns:wpg="http://schemas.microsoft.com/office/word/2010/wordprocessingGroup" xmlns:wpi="http://schemas.microsoft.com/office/word/2010/wordprocessingInk" xmlns:wps="http://schemas.microsoft.com/office/word/2010/wordprocessingShape" xmlns:o="urn:schemas-microsoft-com:office:office" xmlns:v="urn:schemas-microsoft-com:vml" xmlns:w10="urn:schemas-microsoft-com:office:word" xmlns:w="http://schemas.openxmlformats.org/wordprocessingml/2006/main" xmlns:w14="http://schemas.microsoft.com/office/word/2010/wordml" xmlns:w15="http://schemas.microsoft.com/office/word/2012/wordml" xmlns:w16cei="http://schemas.microsoft.com/office/word/2026/wordml/cei" xmlns:w16cex="http://schemas.microsoft.com/office/word/2018/wordml/cex" xmlns:w16cid="http://schemas.microsoft.com/office/word/2016/wordml/cid" xmlns:w16="http://schemas.microsoft.com/office/word/2018/wordml" xmlns:w16sdtdh="http://schemas.microsoft.com/office/word/2020/wordml/sdtdatahash" xmlns:w16sdtfl="http://schemas.microsoft.com/office/word/2024/wordml/sdtformatlock" xmlns:w16se="http://schemas.microsoft.com/office/word/2015/wordml/symex" xmlns:w16du="http://schemas.microsoft.com/office/word/2023/wordml/word16du" xmlns:wne="http://schemas.microsoft.com/office/word/2006/wordml" mc:Ignorable="w14 w15 w16se w16cid w16 w16cex w16sdtdh w16sdtfl w16du wp14">
   <w:sdt>
     <w:sdtPr>
       <w:rPr>
@@ -10223,7 +10037,7 @@
 </file>
 
 <file path=word/styles.xml><?xml version="1.0" encoding="utf-8"?>
-<w:styles xmlns:mc="http://schemas.openxmlformats.org/markup-compatibility/2006" xmlns:r="http://schemas.openxmlformats.org/officeDocument/2006/relationships" xmlns:w="http://schemas.openxmlformats.org/wordprocessingml/2006/main" xmlns:w14="http://schemas.microsoft.com/office/word/2010/wordml" xmlns:w15="http://schemas.microsoft.com/office/word/2012/wordml" xmlns:w16cex="http://schemas.microsoft.com/office/word/2018/wordml/cex" xmlns:w16cid="http://schemas.microsoft.com/office/word/2016/wordml/cid" xmlns:w16="http://schemas.microsoft.com/office/word/2018/wordml" xmlns:w16du="http://schemas.microsoft.com/office/word/2023/wordml/word16du" xmlns:w16sdtdh="http://schemas.microsoft.com/office/word/2020/wordml/sdtdatahash" xmlns:w16sdtfl="http://schemas.microsoft.com/office/word/2024/wordml/sdtformatlock" xmlns:w16se="http://schemas.microsoft.com/office/word/2015/wordml/symex" mc:Ignorable="w14 w15 w16se w16cid w16 w16cex w16sdtdh w16sdtfl w16du">
+<w:styles xmlns:mc="http://schemas.openxmlformats.org/markup-compatibility/2006" xmlns:r="http://schemas.openxmlformats.org/officeDocument/2006/relationships" xmlns:w="http://schemas.openxmlformats.org/wordprocessingml/2006/main" xmlns:w14="http://schemas.microsoft.com/office/word/2010/wordml" xmlns:w15="http://schemas.microsoft.com/office/word/2012/wordml" xmlns:w16cex="http://schemas.microsoft.com/office/word/2018/wordml/cex" xmlns:w16cid="http://schemas.microsoft.com/office/word/2016/wordml/cid" xmlns:w16="http://schemas.microsoft.com/office/word/2018/wordml" xmlns:w16sdtdh="http://schemas.microsoft.com/office/word/2020/wordml/sdtdatahash" xmlns:w16sdtfl="http://schemas.microsoft.com/office/word/2024/wordml/sdtformatlock" xmlns:w16se="http://schemas.microsoft.com/office/word/2015/wordml/symex" xmlns:w16du="http://schemas.microsoft.com/office/word/2023/wordml/word16du" mc:Ignorable="w14 w15 w16se w16cid w16 w16cex w16sdtdh w16sdtfl w16du">
   <w:docDefaults>
     <w:rPrDefault>
       <w:rPr>
